--- a/Templates/executive-reporting/cra-phase1-report-template.docx
+++ b/Templates/executive-reporting/cra-phase1-report-template.docx
@@ -1837,7 +1837,7 @@
                 <w:sz w:val="16"/>
                 <w:szCs w:val="16"/>
               </w:rPr>
-              <w:t xml:space="preserve">DMG Media </w:t>
+              <w:t xml:space="preserve">[Client Name] </w:t>
             </w:r>
           </w:p>
         </w:tc>
@@ -1921,7 +1921,7 @@
                 <w:sz w:val="16"/>
                 <w:szCs w:val="16"/>
               </w:rPr>
-              <w:t xml:space="preserve">DMG Media </w:t>
+              <w:t xml:space="preserve">[Client Name] </w:t>
             </w:r>
           </w:p>
         </w:tc>
@@ -2003,7 +2003,7 @@
                 <w:sz w:val="16"/>
                 <w:szCs w:val="16"/>
               </w:rPr>
-              <w:t xml:space="preserve">DMG Media </w:t>
+              <w:t xml:space="preserve">[Client Name] </w:t>
             </w:r>
           </w:p>
         </w:tc>
@@ -2078,7 +2078,7 @@
                 <w:sz w:val="16"/>
                 <w:szCs w:val="16"/>
               </w:rPr>
-              <w:t xml:space="preserve">DMG Media </w:t>
+              <w:t xml:space="preserve">[Client Name] </w:t>
             </w:r>
           </w:p>
         </w:tc>
@@ -2153,7 +2153,7 @@
                 <w:sz w:val="16"/>
                 <w:szCs w:val="16"/>
               </w:rPr>
-              <w:t xml:space="preserve">DMG Media </w:t>
+              <w:t xml:space="preserve">[Client Name] </w:t>
             </w:r>
           </w:p>
         </w:tc>
@@ -2618,10 +2618,10 @@
         <w:jc w:val="both"/>
       </w:pPr>
       <w:r>
-        <w:t xml:space="preserve">This is the Phase 1 Cloud Readiness Assessment for DMG Media. Rackspace spent eleven weeks between February and April 2026 assessing </w:t>
-      </w:r>
-      <w:r>
-        <w:t>DMG Media’s</w:t>
+        <w:t xml:space="preserve">This is the Phase 1 Cloud Readiness Assessment for [Client Name]. Rackspace spent eleven weeks between February and April 2026 assessing </w:t>
+      </w:r>
+      <w:r>
+        <w:t>[Client]'s</w:t>
       </w:r>
       <w:r>
         <w:t xml:space="preserve"> UK and Sydney datacentre estate. The assessment covered automated infrastructure discovery across </w:t>
@@ -2698,7 +2698,7 @@
       <w:bookmarkStart w:id="16" w:name="_Toc104"/>
       <w:bookmarkStart w:id="17" w:name="_Toc227770885"/>
       <w:r>
-        <w:t>1. Several DMG Media contracts are converging inside a two-year window.</w:t>
+        <w:t>1. Several [Client Name] contracts are converging inside a two-year window.</w:t>
       </w:r>
       <w:bookmarkEnd w:id="16"/>
       <w:bookmarkEnd w:id="17"/>
@@ -2708,13 +2708,13 @@
         <w:jc w:val="both"/>
       </w:pPr>
       <w:r>
-        <w:t>The Reading and Slough datacentre leases expire in November 2027. The Microsoft Enterprise Agreement expires in May 2027. The Broadcom VMware position has already shifted: DMG Media holds perpetual licences with expired or expiring Support and Subscription, which means no patches, no new host additions, and no version upgrades without a VCF subscription. Each of these can be renewed independently but doing so re-locks capital into on</w:t>
+        <w:t>The Reading and Slough datacentre leases expire in November 2027. The Microsoft Enterprise Agreement expires in May 2027. The Broadcom VMware position has already shifted: [Client Name] holds perpetual licences with expired or expiring Support and Subscription, which means no patches, no new host additions, and no version upgrades without a VCF subscription. Each of these can be renewed independently but doing so re-locks capital into on</w:t>
       </w:r>
       <w:r>
         <w:t xml:space="preserve"> </w:t>
       </w:r>
       <w:r>
-        <w:t>premises for another cycle. A coordinated approach lets DMG Media take the decisions together rather than sequentially and is the reason this assessment exists now rather than in twelve or eighteen months.</w:t>
+        <w:t>premises for another cycle. A coordinated approach lets [Client Name] take the decisions together rather than sequentially and is the reason this assessment exists now rather than in twelve or eighteen months.</w:t>
       </w:r>
     </w:p>
     <w:p>
@@ -2782,7 +2782,7 @@
         <w:commentReference w:id="21"/>
       </w:r>
       <w:r>
-        <w:t>. DMG Media has 39 applications across the estate. Mail Online alone represents 72.6% of in-scope servers and has 91 identified sub-components.</w:t>
+        <w:t>. [Client Name] has 39 applications across the estate. Mail Online alone represents 72.6% of in-scope servers and has 91 identified sub-components.</w:t>
       </w:r>
     </w:p>
     <w:p>
@@ -3051,7 +3051,7 @@
         <w:commentReference w:id="37"/>
       </w:r>
       <w:r>
-        <w:t xml:space="preserve">is the path of least resistance for DMG Media's specific challenges. On the refreshed weighted scoring matrix (1-5 scale) the three clouds are effectively tied: Azure 4.3, AWS 4.3, GCP 4.2 (fit 85.6% / 85.0% / 83.4%). Scoring alone does not decide. Cost places GCP first </w:t>
+        <w:t xml:space="preserve">is the path of least resistance for [Client]'s specific challenges. On the refreshed weighted scoring matrix (1-5 scale) the three clouds are effectively tied: Azure 4.3, AWS 4.3, GCP 4.2 (fit 85.6% / 85.0% / 83.4%). Scoring alone does not decide. Cost places GCP first </w:t>
       </w:r>
       <w:r>
         <w:t>(</w:t>
@@ -3134,7 +3134,7 @@
       <w:commentRangeStart w:id="43"/>
       <w:commentRangeStart w:id="44"/>
       <w:r>
-        <w:t xml:space="preserve">What DMG Needs </w:t>
+        <w:t xml:space="preserve">What [Client] Needs </w:t>
       </w:r>
       <w:proofErr w:type="gramStart"/>
       <w:r>
@@ -3342,7 +3342,7 @@
         <w:jc w:val="both"/>
       </w:pPr>
       <w:r>
-        <w:t>Section 4: DMG Media's estate, the 39 applications, the database landscape</w:t>
+        <w:t>Section 4: [Client]'s estate, the 39 applications, the database landscape</w:t>
       </w:r>
     </w:p>
     <w:p>
@@ -3486,7 +3486,7 @@
         <w:jc w:val="both"/>
       </w:pPr>
       <w:r>
-        <w:t>DMG Media operates some of the UK's largest news and publishing brands, with Mail Online as the commercial centrepiece. You commissioned this engagement in February 2026 because three things are converging: the hardware in your datacentres is ageing out, your Broadcom/VMware support position has changed materially, and you have a clear business ambition to reach one million Mail Online subscribers. You needed an independent view of whether public cloud is the right foundation for the next decade and, if so, which platform.</w:t>
+        <w:t>[Client Name] operates some of the UK's largest news and publishing brands, with Mail Online as the commercial centrepiece. You commissioned this engagement in February 2026 because three things are converging: the hardware in your datacentres is ageing out, your Broadcom/VMware support position has changed materially, and you have a clear business ambition to reach one million Mail Online subscribers. You needed an independent view of whether public cloud is the right foundation for the next decade and, if so, which platform.</w:t>
       </w:r>
     </w:p>
     <w:p>
@@ -3528,7 +3528,7 @@
         <w:jc w:val="both"/>
       </w:pPr>
       <w:r>
-        <w:t xml:space="preserve">An independent infrastructure discovery of DMG Media's UK estate, plus the Sydney satellite </w:t>
+        <w:t xml:space="preserve">An independent infrastructure discovery of [Client]'s UK estate, plus the Sydney satellite </w:t>
       </w:r>
       <w:proofErr w:type="spellStart"/>
       <w:r>
@@ -3572,7 +3572,7 @@
       </w:r>
       <w:proofErr w:type="gramEnd"/>
       <w:r>
-        <w:t xml:space="preserve"> across DMG Media's major business applications</w:t>
+        <w:t xml:space="preserve"> across [Client]'s major business applications</w:t>
       </w:r>
     </w:p>
     <w:p>
@@ -3835,7 +3835,7 @@
         <w:jc w:val="both"/>
       </w:pPr>
       <w:r>
-        <w:t>Cloud service provider selection: DMG Media set the weightings. Rackspace scored the providers in two passes: an unbiased first pass against market baselines, then a refinement against DMG Media's specific estate to confirm each cloud's benefits are usable in practice, not just on paper.</w:t>
+        <w:t>Cloud service provider selection: [Client Name] set the weightings. Rackspace scored the providers in two passes: an unbiased first pass against market baselines, then a refinement against [Client]'s specific estate to confirm each cloud's benefits are usable in practice, not just on paper.</w:t>
       </w:r>
     </w:p>
     <w:p>
@@ -4054,7 +4054,7 @@
         <w:jc w:val="both"/>
       </w:pPr>
       <w:r>
-        <w:t xml:space="preserve">Rackspace absorbed the Phase 1 scope expansion from 2,300 to 3,038 at no additional cost to DMG Media. This represents a material amount of additional discovery and analysis effort delivered without a revised commercial. </w:t>
+        <w:t xml:space="preserve">Rackspace absorbed the Phase 1 scope expansion from 2,300 to 3,038 at no additional cost to [Client Name]. This represents a material amount of additional discovery and analysis effort delivered without a revised commercial. </w:t>
       </w:r>
       <w:commentRangeStart w:id="79"/>
       <w:r>
@@ -5183,7 +5183,7 @@
       </w:r>
       <w:proofErr w:type="spellEnd"/>
       <w:r>
-        <w:t xml:space="preserve"> and Workstation have been disclosed in 2025 (CVE-2025-22224, CVE-2025-22225, CVE-2025-22226). DMG Media's ability to patch against </w:t>
+        <w:t xml:space="preserve"> and Workstation have been disclosed in 2025 (CVE-2025-22224, CVE-2025-22225, CVE-2025-22226). [Client]'s ability to patch against </w:t>
       </w:r>
       <w:proofErr w:type="gramStart"/>
       <w:r>
@@ -5267,7 +5267,7 @@
         <w:jc w:val="both"/>
       </w:pPr>
       <w:r>
-        <w:t xml:space="preserve">[PENDING: indicative VCF subscription pricing for DMG's estate size, for use in the Complete View in </w:t>
+        <w:t xml:space="preserve">[PENDING: indicative VCF subscription pricing for [Client]'s estate size, for use in the Complete View in </w:t>
       </w:r>
       <w:commentRangeStart w:id="110"/>
       <w:r>
@@ -5344,7 +5344,7 @@
         <w:jc w:val="both"/>
       </w:pPr>
       <w:r>
-        <w:t>Public cloud gives you a single control plane by default. That is the platform condition for the standardisation, automation, and cost discipline DMG Media's business drivers require.</w:t>
+        <w:t>Public cloud gives you a single control plane by default. That is the platform condition for the standardisation, automation, and cost discipline [Client]'s business drivers require.</w:t>
       </w:r>
     </w:p>
     <w:p>
@@ -6642,7 +6642,7 @@
       </w:pPr>
       <w:commentRangeStart w:id="142"/>
       <w:r>
-        <w:t>DMG Media has 39 applications documented across the estate</w:t>
+        <w:t>[Client Name] has 39 applications documented across the estate</w:t>
       </w:r>
       <w:commentRangeEnd w:id="142"/>
       <w:r>
@@ -8152,10 +8152,10 @@
           <w:b/>
           <w:bCs/>
         </w:rPr>
-        <w:t xml:space="preserve"> specifically for DMG Media's estate</w:t>
-      </w:r>
-      <w:r>
-        <w:t xml:space="preserve">. Off-the-shelf discovery tooling could not handle the spread of infrastructure types and access constraints found in Phase 1. The Rackspace team built bespoke collection automation tailored to DMG Media's specific complexity: per-network-zone handling for MOL and ANL, vCenter path filtering with parallel discovery across multiple </w:t>
+        <w:t xml:space="preserve"> specifically for [Client]'s estate</w:t>
+      </w:r>
+      <w:r>
+        <w:t xml:space="preserve">. Off-the-shelf discovery tooling could not handle the spread of infrastructure types and access constraints found in Phase 1. The Rackspace team built bespoke collection automation tailored to [Client]'s specific complexity: per-network-zone handling for MOL and ANL, vCenter path filtering with parallel discovery across multiple </w:t>
       </w:r>
       <w:proofErr w:type="spellStart"/>
       <w:r>
@@ -8171,7 +8171,7 @@
       </w:r>
       <w:proofErr w:type="spellEnd"/>
       <w:r>
-        <w:t xml:space="preserve"> micro-segmentation blocked WMI). The scripts and handover documentation were provided to DMG Media's team so collection can continue beyond Phase 1.</w:t>
+        <w:t xml:space="preserve"> micro-segmentation blocked WMI). The scripts and handover documentation were provided to [Client]'s team so collection can continue beyond Phase 1.</w:t>
       </w:r>
     </w:p>
     <w:p>
@@ -8188,7 +8188,7 @@
           <w:b/>
           <w:bCs/>
         </w:rPr>
-        <w:t>DMG Media</w:t>
+        <w:t>[Client Name]</w:t>
       </w:r>
       <w:r>
         <w:rPr>
@@ -8212,7 +8212,7 @@
         <w:t xml:space="preserve"> team stretched thin</w:t>
       </w:r>
       <w:r>
-        <w:t>. DMG Media's technology teams were managing day-to-day operations alongside discovery support. The varied issues (port approvals, credential provisioning, firewall changes, agent deployments) meant the same small group was context-switching across unrelated problems simultaneously.</w:t>
+        <w:t>. [Client]'s technology teams were managing day-to-day operations alongside discovery support. The varied issues (port approvals, credential provisioning, firewall changes, agent deployments) meant the same small group was context-switching across unrelated problems simultaneously.</w:t>
       </w:r>
     </w:p>
     <w:p>
@@ -8224,7 +8224,7 @@
           <w:b/>
           <w:bCs/>
         </w:rPr>
-        <w:t xml:space="preserve">What this means for DMG Media: </w:t>
+        <w:t xml:space="preserve">What this means for [Client Name]: </w:t>
       </w:r>
       <w:r>
         <w:t xml:space="preserve">the discovery experience is direct evidence of the fragmentation flagged at </w:t>
@@ -8616,7 +8616,7 @@
       </w:r>
       <w:proofErr w:type="spellEnd"/>
       <w:r>
-        <w:t>. No cloud got a different version of DMG Media's estate.</w:t>
+        <w:t>. No cloud got a different version of [Client]'s estate.</w:t>
       </w:r>
     </w:p>
     <w:p>
@@ -9957,7 +9957,7 @@
         <w:jc w:val="both"/>
       </w:pPr>
       <w:r>
-        <w:t>NL / Ireland is the cheapest across all three clouds. London is approximately 9% more expensive than NL / Ireland for GCP (this is a consistent pattern, not a DMG-specific premium).</w:t>
+        <w:t>NL / Ireland is the cheapest across all three clouds. London is approximately 9% more expensive than NL / Ireland for GCP (this is a consistent pattern, not a [Client]-specific premium).</w:t>
       </w:r>
     </w:p>
     <w:tbl>
@@ -11066,7 +11066,7 @@
         <w:jc w:val="both"/>
       </w:pPr>
       <w:r>
-        <w:t>The baseline covers compute, storage, OS licence, and internal network. Several items sit on top. Some are mandatory additions for a full view of cloud cost (Oracle, SQL); others are optional levers that reduce cost if DMG Media meets the conditions (BYOL, storage tiering).</w:t>
+        <w:t>The baseline covers compute, storage, OS licence, and internal network. Several items sit on top. Some are mandatory additions for a full view of cloud cost (Oracle, SQL); others are optional levers that reduce cost if [Client Name] meets the conditions (BYOL, storage tiering).</w:t>
       </w:r>
     </w:p>
     <w:p>
@@ -12472,7 +12472,7 @@
         <w:jc w:val="both"/>
       </w:pPr>
       <w:r>
-        <w:t>Of DMG Media's 225 in-scope Windows servers</w:t>
+        <w:t>Of [Client]'s 225 in-scope Windows servers</w:t>
       </w:r>
       <w:r>
         <w:t>:</w:t>
@@ -12514,7 +12514,7 @@
         <w:jc w:val="both"/>
       </w:pPr>
       <w:r>
-        <w:t>Those 65 Server 2022 VMs cannot use DMG Media's existing Windows licences on AWS or GCP. Azure AHB has no such restriction and accepts Server 2022 BYOL normally. This materially affects the BYOL saving realised on AWS and GCP.</w:t>
+        <w:t>Those 65 Server 2022 VMs cannot use [Client]'s existing Windows licences on AWS or GCP. Azure AHB has no such restriction and accepts Server 2022 BYOL normally. This materially affects the BYOL saving realised on AWS and GCP.</w:t>
       </w:r>
     </w:p>
     <w:p>
@@ -12541,7 +12541,7 @@
         <w:t xml:space="preserve">each </w:t>
       </w:r>
       <w:r>
-        <w:t xml:space="preserve">have very different characteristics. The recommended path for DMG is </w:t>
+        <w:t xml:space="preserve">have very different characteristics. The recommended path for [Client] is </w:t>
       </w:r>
       <w:proofErr w:type="spellStart"/>
       <w:r>
@@ -13340,7 +13340,7 @@
       </w:r>
       <w:proofErr w:type="spellEnd"/>
       <w:r>
-        <w:t xml:space="preserve"> multicast constraint (architectural detail in Section 6) has a cost dimension worth noting here. On AWS, native Transit Gateway multicast adds a small charge (tens to a few hundred pounds per month at DMG Media's traffic profile) from attachment and data-processing fees. On GCP and Azure, the only native workaround is VMware-on-cloud (GCVE, AVS); post-October 2025 these require customer-provided VCF subscription licences on top, making that path materially more expensive than either the AWS native route or a vendor-led </w:t>
+        <w:t xml:space="preserve"> multicast constraint (architectural detail in Section 6) has a cost dimension worth noting here. On AWS, native Transit Gateway multicast adds a small charge (tens to a few hundred pounds per month at [Client]'s traffic profile) from attachment and data-processing fees. On GCP and Azure, the only native workaround is VMware-on-cloud (GCVE, AVS); post-October 2025 these require customer-provided VCF subscription licences on top, making that path materially more expensive than either the AWS native route or a vendor-led </w:t>
       </w:r>
       <w:proofErr w:type="spellStart"/>
       <w:r>
@@ -14482,7 +14482,7 @@
         <w:commentReference w:id="205"/>
       </w:r>
       <w:r>
-        <w:t xml:space="preserve">; actual DMG Media egress depends on Akamai CDN cache hit rate and origin traffic </w:t>
+        <w:t xml:space="preserve">; actual [Client Name] egress depends on Akamai CDN cache hit rate and origin traffic </w:t>
       </w:r>
       <w:proofErr w:type="gramStart"/>
       <w:r>
@@ -16167,7 +16167,7 @@
                 <w:szCs w:val="18"/>
                 <w:lang w:val="en-US"/>
               </w:rPr>
-              <w:t>DMG Media</w:t>
+              <w:t>[Client Name]</w:t>
             </w:r>
             <w:r>
               <w:rPr>
@@ -17047,7 +17047,7 @@
         <w:jc w:val="both"/>
       </w:pPr>
       <w:r>
-        <w:t xml:space="preserve">GCP and Azure do not support multicast natively. VMware-on-cloud (GCVE, AVS) is not a viable workaround for DMG Media, because the VMware exit </w:t>
+        <w:t xml:space="preserve">GCP and Azure do not support multicast natively. VMware-on-cloud (GCVE, AVS) is not a viable workaround for [Client Name], because the VMware exit </w:t>
       </w:r>
       <w:proofErr w:type="gramStart"/>
       <w:r>
@@ -17573,7 +17573,7 @@
         <w:t xml:space="preserve">Rearchitect candidates: </w:t>
       </w:r>
       <w:r>
-        <w:t>MOL RTA (Real-Time Analytics) significantly overprovisioned. Kubernetes adoption path already started at DMG Media (PoC in flight).</w:t>
+        <w:t>MOL RTA (Real-Time Analytics) significantly overprovisioned. Kubernetes adoption path already started at [Client Name] (PoC in flight).</w:t>
       </w:r>
     </w:p>
     <w:p>
@@ -19114,7 +19114,7 @@
         <w:jc w:val="both"/>
       </w:pPr>
       <w:r>
-        <w:t>This section reaches the conclusion. It draws on the cost evidence in Section 5 and the application fit evidence in Section 6 to make a clear platform recommendation for DMG Media. The scoring summary below shows how each cloud performed across the weighted evaluation criteria. The recommendation that follows is the one Rackspace believes best fits DMG Media's situation, and why.</w:t>
+        <w:t>This section reaches the conclusion. It draws on the cost evidence in Section 5 and the application fit evidence in Section 6 to make a clear platform recommendation for [Client Name]. The scoring summary below shows how each cloud performed across the weighted evaluation criteria. The recommendation that follows is the one Rackspace believes best fits [Client]'s situation, and why.</w:t>
       </w:r>
     </w:p>
     <w:p>
@@ -19156,7 +19156,7 @@
         <w:commentReference w:id="261"/>
       </w:r>
       <w:r>
-        <w:t xml:space="preserve">, with weightings DMG Media signed off at the start of the engagement. Scoring was refined during Phase 1 as commercial data </w:t>
+        <w:t xml:space="preserve">, with weightings [Client Name] signed off at the start of the engagement. Scoring was refined during Phase 1 as commercial data </w:t>
       </w:r>
       <w:proofErr w:type="gramStart"/>
       <w:r>
@@ -20910,7 +20910,7 @@
               <w:rPr>
                 <w:lang w:val="en-GB"/>
               </w:rPr>
-              <w:t>, but limited value to DMG</w:t>
+              <w:t>, but limited value to [Client]</w:t>
             </w:r>
             <w:r>
               <w:rPr>
@@ -21253,7 +21253,7 @@
           <w:b/>
           <w:bCs/>
         </w:rPr>
-        <w:t xml:space="preserve">DMG Media's weightings </w:t>
+        <w:t xml:space="preserve">[Client]'s weightings </w:t>
       </w:r>
       <w:commentRangeEnd w:id="266"/>
       <w:r>
@@ -21314,7 +21314,7 @@
         <w:jc w:val="both"/>
       </w:pPr>
       <w:r>
-        <w:t xml:space="preserve">Scoring refinements applied during Phase 1 include: Uptime parity confirmed across all three, TCO dial updated to reflect actual Complete View numbers, Windows Server 2022 BYOL restrictions on AWS and GCP captured in BYOL Flexibility, AHB practical benefit to DMG Media's use case scored as low in Hybrid Licensing Benefits (Azure </w:t>
+        <w:t xml:space="preserve">Scoring refinements applied during Phase 1 include: Uptime parity confirmed across all three, TCO dial updated to reflect actual Complete View numbers, Windows Server 2022 BYOL restrictions on AWS and GCP captured in BYOL Flexibility, AHB practical benefit to [Client]'s use case scored as low in Hybrid Licensing Benefits (Azure </w:t>
       </w:r>
       <w:proofErr w:type="spellStart"/>
       <w:r>
@@ -21343,7 +21343,7 @@
         <w:jc w:val="both"/>
       </w:pPr>
       <w:r>
-        <w:t>The matrix tells DMG Media none of the three clouds is technically unfit. It does not decide the platform on scoring alone. Three factors outside the weighted scoring tip the recommendation.</w:t>
+        <w:t>The matrix tells [Client Name] none of the three clouds is technically unfit. It does not decide the platform on scoring alone. Three factors outside the weighted scoring tip the recommendation.</w:t>
       </w:r>
       <w:commentRangeEnd w:id="265"/>
       <w:r>
@@ -21399,7 +21399,7 @@
         <w:jc w:val="both"/>
       </w:pPr>
       <w:r>
-        <w:t>AWS is the path of least resistance for the specific challenges DMG Media has in its estate. The rationale:</w:t>
+        <w:t>AWS is the path of least resistance for the specific challenges [Client Name] has in its estate. The rationale:</w:t>
       </w:r>
     </w:p>
     <w:p>
@@ -21428,7 +21428,7 @@
         <w:t xml:space="preserve"> multicast is a capability gap on GCP and Azure. </w:t>
       </w:r>
       <w:r>
-        <w:t xml:space="preserve">AWS supports multicast natively via Transit Gateway. GCP and Azure do not. The workaround (VMware-on-cloud overlays: GCVE on GCP, AVS on Azure) contradicts DMG Media's VMware exit strategy. That leaves GCP and Azure with two options for </w:t>
+        <w:t xml:space="preserve">AWS supports multicast natively via Transit Gateway. GCP and Azure do not. The workaround (VMware-on-cloud overlays: GCVE on GCP, AVS on Azure) contradicts [Client]'s VMware exit strategy. That leaves GCP and Azure with two options for </w:t>
       </w:r>
       <w:proofErr w:type="spellStart"/>
       <w:r>
@@ -21550,7 +21550,7 @@
       </w:r>
       <w:proofErr w:type="spellEnd"/>
       <w:r>
-        <w:t xml:space="preserve"> own recommended SKUs for DMG Media's Windows estate are almost all 2 </w:t>
+        <w:t xml:space="preserve"> own recommended SKUs for [Client]'s Windows estate are almost all 2 </w:t>
       </w:r>
       <w:proofErr w:type="gramStart"/>
       <w:r>
@@ -21574,7 +21574,7 @@
       </w:r>
       <w:proofErr w:type="spellEnd"/>
       <w:r>
-        <w:t xml:space="preserve"> capacity. Azure's AHB advantage at DMG Media's actual Azure sizing is close to nil in</w:t>
+        <w:t xml:space="preserve"> capacity. Azure's AHB advantage at [Client]'s actual Azure sizing is close to nil in</w:t>
       </w:r>
       <w:r>
         <w:rPr>
@@ -21604,7 +21604,7 @@
         <w:t xml:space="preserve">Largest partner ecosystem and skills market. </w:t>
       </w:r>
       <w:r>
-        <w:t>This matters for Day 2 operations and for the upskilling-with-partner-assistance model that fits DMG Media's cost target (10% reduction, no headcount cuts).</w:t>
+        <w:t>This matters for Day 2 operations and for the upskilling-with-partner-assistance model that fits [Client]'s cost target (10% reduction, no headcount cuts).</w:t>
       </w:r>
     </w:p>
     <w:p>
@@ -21980,7 +21980,7 @@
         <w:jc w:val="both"/>
       </w:pPr>
       <w:r>
-        <w:t xml:space="preserve">Expressed as fit against DMG Media's weightings: </w:t>
+        <w:t xml:space="preserve">Expressed as fit against [Client]'s weightings: </w:t>
       </w:r>
     </w:p>
     <w:p>
@@ -22052,7 +22052,7 @@
       </w:r>
       <w:proofErr w:type="spellEnd"/>
       <w:r>
-        <w:t xml:space="preserve"> multicast, video streaming continuity) point to AWS, and the Windows Server 2022 BYOL trade-off on Azure is narrowed in practice by AHB's 8-core minimum against DMG Media's SKU profile. </w:t>
+        <w:t xml:space="preserve"> multicast, video streaming continuity) point to AWS, and the Windows Server 2022 BYOL trade-off on Azure is narrowed in practice by AHB's 8-core minimum against [Client]'s SKU profile. </w:t>
       </w:r>
     </w:p>
     <w:p>
@@ -22120,7 +22120,7 @@
       <w:bookmarkStart w:id="284" w:name="_Toc227770964"/>
       <w:bookmarkStart w:id="285" w:name="_Toc227771412"/>
       <w:r>
-        <w:t>Section 8: How Ready Is DMG Media</w:t>
+        <w:t>Section 8: How Ready Is [Client Name]</w:t>
       </w:r>
       <w:bookmarkEnd w:id="283"/>
       <w:bookmarkEnd w:id="284"/>
@@ -22145,7 +22145,7 @@
       </w:pPr>
       <w:commentRangeStart w:id="288"/>
       <w:r>
-        <w:t>Readiness is about whether DMG Media can execute a cloud migration</w:t>
+        <w:t>Readiness is about whether [Client Name] can execute a cloud migration</w:t>
       </w:r>
       <w:commentRangeEnd w:id="288"/>
       <w:r>
@@ -22282,7 +22282,7 @@
         <w:jc w:val="both"/>
       </w:pPr>
       <w:r>
-        <w:t>The scale measures cloud-adoption readiness specifically. It does not capture overall team capability or enterprise domain expertise. DMG Media's infrastructure organisation has deep experience in VMware, Oracle, physical networking, F5 load balancing, and on-premises Windows/Linux operations. Those strengths are not what this assessment scores.</w:t>
+        <w:t>The scale measures cloud-adoption readiness specifically. It does not capture overall team capability or enterprise domain expertise. [Client]'s infrastructure organisation has deep experience in VMware, Oracle, physical networking, F5 load balancing, and on-premises Windows/Linux operations. Those strengths are not what this assessment scores.</w:t>
       </w:r>
     </w:p>
     <w:p>
@@ -23228,7 +23228,7 @@
         <w:jc w:val="both"/>
       </w:pPr>
       <w:r>
-        <w:t xml:space="preserve">The five dimensions above are the standard readiness framework. For DMG specifically, network and connectivity </w:t>
+        <w:t xml:space="preserve">The five dimensions above are the standard readiness framework. For [Client] specifically, network and connectivity </w:t>
       </w:r>
       <w:proofErr w:type="gramStart"/>
       <w:r>
@@ -24128,7 +24128,7 @@
         <w:jc w:val="both"/>
       </w:pPr>
       <w:r>
-        <w:t>Each challenge below is what we found during discovery and workshops. Each item says what it is, why it matters for DMG Media, and what to do about it. Where we can quantify the scale or effort, we do. Where we cannot, we flag the gap honestly.</w:t>
+        <w:t>Each challenge below is what we found during discovery and workshops. Each item says what it is, why it matters for [Client Name], and what to do about it. Where we can quantify the scale or effort, we do. Where we cannot, we flag the gap honestly.</w:t>
       </w:r>
     </w:p>
     <w:p>
@@ -24562,7 +24562,7 @@
         <w:t xml:space="preserve">What to do about it: </w:t>
       </w:r>
       <w:r>
-        <w:t>the practical path is partner-assisted transition with concurrent upskilling. Migrate and train at the same time. External capability carries the specialist load from the start of Phase 2; DMG Media's internal team works alongside that capability cohort by cohort, absorbing the practice during delivery. The end state is DMG Media-led operation with internal cloud capability built in-flight.</w:t>
+        <w:t>the practical path is partner-assisted transition with concurrent upskilling. Migrate and train at the same time. External capability carries the specialist load from the start of Phase 2; [Client]'s internal team works alongside that capability cohort by cohort, absorbing the practice during delivery. The end state is [Client Name]-led operation with internal cloud capability built in-flight.</w:t>
       </w:r>
     </w:p>
     <w:p>
@@ -25041,7 +25041,7 @@
         <w:rPr>
           <w:b/>
         </w:rPr>
-        <w:t>DMG Media's ability to succeed</w:t>
+        <w:t>[Client]'s ability to succeed</w:t>
       </w:r>
       <w:r>
         <w:t xml:space="preserve">. The challenges are addressable with the right </w:t>
@@ -25101,7 +25101,7 @@
         <w:jc w:val="both"/>
       </w:pPr>
       <w:r>
-        <w:t>Each opportunity below is specific to DMG Media's estate. Each item says what it is, what it saves or enables, what is needed to pursue it, and what Phase 2 would validate.</w:t>
+        <w:t>Each opportunity below is specific to [Client]'s estate. Each item says what it is, what it saves or enables, what is needed to pursue it, and what Phase 2 would validate.</w:t>
       </w:r>
     </w:p>
     <w:p>
@@ -25949,7 +25949,7 @@
       </w:r>
       <w:proofErr w:type="spellEnd"/>
       <w:r>
-        <w:t xml:space="preserve"> presentations DMG Media is about to receive, the foundational actions needed to prepare for migration, the concrete shape of Phase 2, and the risk of not proceeding.</w:t>
+        <w:t xml:space="preserve"> presentations [Client Name] is about to receive, the foundational actions needed to prepare for migration, the concrete shape of Phase 2, and the risk of not proceeding.</w:t>
       </w:r>
     </w:p>
     <w:p>
@@ -26382,7 +26382,7 @@
         <w:jc w:val="both"/>
       </w:pPr>
       <w:r>
-        <w:t>All-5 self-rating on evaluation criteria without specific DMG-grounded justification</w:t>
+        <w:t>All-5 self-rating on evaluation criteria without specific [Client]-grounded justification</w:t>
       </w:r>
     </w:p>
     <w:p>
@@ -26445,7 +26445,7 @@
       <w:bookmarkStart w:id="420" w:name="_Toc229"/>
       <w:bookmarkStart w:id="421" w:name="_Toc227771013"/>
       <w:r>
-        <w:t xml:space="preserve">What DMG Needs </w:t>
+        <w:t xml:space="preserve">What [Client] Needs </w:t>
       </w:r>
       <w:proofErr w:type="gramStart"/>
       <w:r>
@@ -27283,7 +27283,7 @@
       </w:pPr>
       <w:commentRangeStart w:id="452"/>
       <w:r>
-        <w:t>What happens if DMG defers the decision</w:t>
+        <w:t>What happens if [Client] defers the decision</w:t>
       </w:r>
       <w:commentRangeEnd w:id="452"/>
       <w:r>
@@ -28042,7 +28042,7 @@
         <w:rPr>
           <w:b/>
         </w:rPr>
-        <w:t>DMG_TCO_Comparison.xlsx</w:t>
+        <w:t>[Client]_TCO_Comparison.xlsx</w:t>
       </w:r>
       <w:r>
         <w:t>: Summary, Rate Card, Repricing per region (London, NL/Ireland, Frankfurt), Methodology sheet.</w:t>
@@ -28057,7 +28057,7 @@
         <w:rPr>
           <w:b/>
         </w:rPr>
-        <w:t>DMG_TCO_Optimized.xlsx</w:t>
+        <w:t>[Client]_TCO_Optimized.xlsx</w:t>
       </w:r>
       <w:r>
         <w:t>: Scenario Summary, Oracle Options, Migration Credits, Methodology. Windows BYOL, SQL Server licensing, Oracle migration scenarios, storage tiering, RHEL BYOL, Azure Dev/Test.</w:t>
@@ -28101,7 +28101,7 @@
         <w:jc w:val="both"/>
       </w:pPr>
       <w:r>
-        <w:t>Hyperscaler scoring was conducted against 57 value dials organised under thirteen strategic goals. DMG Media set the weightings. Rackspace scored each provider in two passes: an unbiased first pass against market baselines, followed by a refinement against DMG Media's specific estate.</w:t>
+        <w:t>Hyperscaler scoring was conducted against 57 value dials organised under thirteen strategic goals. [Client Name] set the weightings. Rackspace scored each provider in two passes: an unbiased first pass against market baselines, followed by a refinement against [Client]'s specific estate.</w:t>
       </w:r>
     </w:p>
     <w:p>
@@ -28686,7 +28686,7 @@
               <w:jc w:val="both"/>
             </w:pPr>
             <w:r>
-              <w:t>DMG_InScope_Business_Summary.xlsx</w:t>
+              <w:t>[Client]_InScope_Business_Summary.xlsx</w:t>
             </w:r>
           </w:p>
         </w:tc>
@@ -28728,7 +28728,7 @@
               <w:jc w:val="both"/>
             </w:pPr>
             <w:r>
-              <w:t>DMG_TCO_Comparison.xlsx</w:t>
+              <w:t>[Client]_TCO_Comparison.xlsx</w:t>
             </w:r>
           </w:p>
         </w:tc>
@@ -28770,7 +28770,7 @@
               <w:jc w:val="both"/>
             </w:pPr>
             <w:r>
-              <w:t>DMG_TCO_Optimized.xlsx</w:t>
+              <w:t>[Client]_TCO_Optimized.xlsx</w:t>
             </w:r>
           </w:p>
         </w:tc>
@@ -28833,7 +28833,7 @@
               <w:jc w:val="both"/>
             </w:pPr>
             <w:r>
-              <w:t>DMG Weighted Selection Criteria.xlsx</w:t>
+              <w:t>[Client] Weighted Selection Criteria.xlsx</w:t>
             </w:r>
           </w:p>
         </w:tc>
@@ -31354,7 +31354,7 @@
               <w:jc w:val="both"/>
             </w:pPr>
             <w:r>
-              <w:t>Mail Online. DMG Media's digital platform, 72.6% of in-scope servers.</w:t>
+              <w:t>Mail Online. [Client]'s digital platform, 72.6% of in-scope servers.</w:t>
             </w:r>
           </w:p>
         </w:tc>
@@ -31396,7 +31396,7 @@
               <w:jc w:val="both"/>
             </w:pPr>
             <w:r>
-              <w:t>Third-party provider managing SQL Server and Oracle for certain DMG applications.</w:t>
+              <w:t>Third-party provider managing SQL Server and Oracle for certain [Client] applications.</w:t>
             </w:r>
           </w:p>
         </w:tc>
@@ -32105,6 +32105,7 @@
       <w:footerReference w:type="default" r:id="rId15"/>
       <w:headerReference w:type="first" r:id="rId16"/>
       <w:footerReference w:type="first" r:id="rId17"/>
+      <w:headerReference w:type="default" r:id="rId22"/>
       <w:pgSz w:w="11900" w:h="16840"/>
       <w:pgMar w:top="1280" w:right="1080" w:bottom="1800" w:left="1080" w:header="720" w:footer="720" w:gutter="0"/>
       <w:pgNumType w:start="0"/>
@@ -42565,6 +42566,16 @@
         </mc:Fallback>
       </mc:AlternateContent>
     </w:r>
+  </w:p>
+</w:hdr>
+</file>
+
+<file path=word/header2.xml><?xml version="1.0" encoding="utf-8"?>
+<w:hdr xmlns:m="http://schemas.openxmlformats.org/officeDocument/2006/math" xmlns:mc="http://schemas.openxmlformats.org/markup-compatibility/2006" xmlns:mo="http://schemas.microsoft.com/office/mac/office/2008/main" xmlns:mv="urn:schemas-microsoft-com:mac:vml" xmlns:o="urn:schemas-microsoft-com:office:office" xmlns:r="http://schemas.openxmlformats.org/officeDocument/2006/relationships" xmlns:v="urn:schemas-microsoft-com:vml" xmlns:w10="urn:schemas-microsoft-com:office:word" xmlns:w14="http://schemas.microsoft.com/office/word/2010/wordml" xmlns:w="http://schemas.openxmlformats.org/wordprocessingml/2006/main" xmlns:wne="http://schemas.microsoft.com/office/word/2006/wordml" xmlns:wp14="http://schemas.microsoft.com/office/word/2010/wordprocessingDrawing" xmlns:wp="http://schemas.openxmlformats.org/drawingml/2006/wordprocessingDrawing" xmlns:wpc="http://schemas.microsoft.com/office/word/2010/wordprocessingCanvas" xmlns:wpg="http://schemas.microsoft.com/office/word/2010/wordprocessingGroup" xmlns:wpi="http://schemas.microsoft.com/office/word/2010/wordprocessingInk" xmlns:wps="http://schemas.microsoft.com/office/word/2010/wordprocessingShape" mc:Ignorable="w14 wp14">
+  <w:p>
+    <w:pPr>
+      <w:pStyle w:val="Header"/>
+    </w:pPr>
   </w:p>
 </w:hdr>
 </file>

--- a/Templates/executive-reporting/cra-phase1-report-template.docx
+++ b/Templates/executive-reporting/cra-phase1-report-template.docx
@@ -2,6 +2,223 @@
 <file path=word/document.xml><?xml version="1.0" encoding="utf-8"?>
 <w:document xmlns:wpc="http://schemas.microsoft.com/office/word/2010/wordprocessingCanvas" xmlns:cx="http://schemas.microsoft.com/office/drawing/2014/chartex" xmlns:cx1="http://schemas.microsoft.com/office/drawing/2015/9/8/chartex" xmlns:cx2="http://schemas.microsoft.com/office/drawing/2015/10/21/chartex" xmlns:cx3="http://schemas.microsoft.com/office/drawing/2016/5/9/chartex" xmlns:cx4="http://schemas.microsoft.com/office/drawing/2016/5/10/chartex" xmlns:cx5="http://schemas.microsoft.com/office/drawing/2016/5/11/chartex" xmlns:cx6="http://schemas.microsoft.com/office/drawing/2016/5/12/chartex" xmlns:cx7="http://schemas.microsoft.com/office/drawing/2016/5/13/chartex" xmlns:cx8="http://schemas.microsoft.com/office/drawing/2016/5/14/chartex" xmlns:mc="http://schemas.openxmlformats.org/markup-compatibility/2006" xmlns:aink="http://schemas.microsoft.com/office/drawing/2016/ink" xmlns:am3d="http://schemas.microsoft.com/office/drawing/2017/model3d" xmlns:o="urn:schemas-microsoft-com:office:office" xmlns:oel="http://schemas.microsoft.com/office/2019/extlst" xmlns:r="http://schemas.openxmlformats.org/officeDocument/2006/relationships" xmlns:m="http://schemas.openxmlformats.org/officeDocument/2006/math" xmlns:v="urn:schemas-microsoft-com:vml" xmlns:wp14="http://schemas.microsoft.com/office/word/2010/wordprocessingDrawing" xmlns:wp="http://schemas.openxmlformats.org/drawingml/2006/wordprocessingDrawing" xmlns:w10="urn:schemas-microsoft-com:office:word" xmlns:w="http://schemas.openxmlformats.org/wordprocessingml/2006/main" xmlns:w14="http://schemas.microsoft.com/office/word/2010/wordml" xmlns:w15="http://schemas.microsoft.com/office/word/2012/wordml" xmlns:w16cex="http://schemas.microsoft.com/office/word/2018/wordml/cex" xmlns:w16cid="http://schemas.microsoft.com/office/word/2016/wordml/cid" xmlns:w16="http://schemas.microsoft.com/office/word/2018/wordml" xmlns:w16du="http://schemas.microsoft.com/office/word/2023/wordml/word16du" xmlns:w16sdtdh="http://schemas.microsoft.com/office/word/2020/wordml/sdtdatahash" xmlns:w16sdtfl="http://schemas.microsoft.com/office/word/2024/wordml/sdtformatlock" xmlns:w16se="http://schemas.microsoft.com/office/word/2015/wordml/symex" xmlns:wpg="http://schemas.microsoft.com/office/word/2010/wordprocessingGroup" xmlns:wpi="http://schemas.microsoft.com/office/word/2010/wordprocessingInk" xmlns:wne="http://schemas.microsoft.com/office/word/2006/wordml" xmlns:wps="http://schemas.microsoft.com/office/word/2010/wordprocessingShape" mc:Ignorable="w14 w15 w16se w16cid w16 w16cex w16sdtdh w16sdtfl w16du wp14">
   <w:body>
+    <w:tbl>
+      <w:tblPr>
+        <w:tblW w:type="auto" w:w="0"/>
+        <w:tblLook w:firstColumn="1" w:firstRow="1" w:lastColumn="0" w:lastRow="0" w:noHBand="0" w:noVBand="1" w:val="04A0"/>
+      </w:tblPr>
+      <w:tblGrid>
+        <w:gridCol w:w="4870"/>
+        <w:gridCol w:w="4870"/>
+      </w:tblGrid>
+      <w:tr>
+        <w:tc>
+          <w:tcPr>
+            <w:tcW w:type="dxa" w:w="9740"/>
+            <w:gridSpan w:val="2"/>
+          </w:tcPr>
+          <w:p>
+            <w:r>
+              <w:rPr>
+                <w:b/>
+                <w:color w:val="E31C3D"/>
+              </w:rPr>
+              <w:t>DOCUMENT INFORMATION</w:t>
+            </w:r>
+          </w:p>
+        </w:tc>
+      </w:tr>
+      <w:tr>
+        <w:tc>
+          <w:tcPr>
+            <w:tcW w:type="dxa" w:w="4870"/>
+          </w:tcPr>
+          <w:p>
+            <w:r>
+              <w:rPr>
+                <w:b/>
+              </w:rPr>
+              <w:t>Document Purpose:</w:t>
+            </w:r>
+          </w:p>
+        </w:tc>
+        <w:tc>
+          <w:tcPr>
+            <w:tcW w:type="dxa" w:w="4870"/>
+          </w:tcPr>
+          <w:p>
+            <w:r>
+              <w:t>Phase 1 delivery report documenting the infrastructure discovery findings, application inventory, and data quality summary.</w:t>
+            </w:r>
+          </w:p>
+        </w:tc>
+      </w:tr>
+      <w:tr>
+        <w:tc>
+          <w:tcPr>
+            <w:tcW w:type="dxa" w:w="4870"/>
+          </w:tcPr>
+          <w:p>
+            <w:r>
+              <w:rPr>
+                <w:b/>
+              </w:rPr>
+              <w:t>CRA Phase:</w:t>
+            </w:r>
+          </w:p>
+        </w:tc>
+        <w:tc>
+          <w:tcPr>
+            <w:tcW w:type="dxa" w:w="4870"/>
+          </w:tcPr>
+          <w:p>
+            <w:r>
+              <w:t>Phase 1: Discovery -- End-of-Phase Deliverable</w:t>
+            </w:r>
+          </w:p>
+        </w:tc>
+      </w:tr>
+      <w:tr>
+        <w:tc>
+          <w:tcPr>
+            <w:tcW w:type="dxa" w:w="4870"/>
+          </w:tcPr>
+          <w:p>
+            <w:r>
+              <w:rPr>
+                <w:b/>
+              </w:rPr>
+              <w:t>Target Audience:</w:t>
+            </w:r>
+          </w:p>
+        </w:tc>
+        <w:tc>
+          <w:tcPr>
+            <w:tcW w:type="dxa" w:w="4870"/>
+          </w:tcPr>
+          <w:p>
+            <w:r>
+              <w:t>Customer IT Director + Rackspace Lead Architect</w:t>
+            </w:r>
+          </w:p>
+        </w:tc>
+      </w:tr>
+      <w:tr>
+        <w:tc>
+          <w:tcPr>
+            <w:tcW w:type="dxa" w:w="4870"/>
+          </w:tcPr>
+          <w:p>
+            <w:r>
+              <w:rPr>
+                <w:b/>
+              </w:rPr>
+              <w:t>When to Complete:</w:t>
+            </w:r>
+          </w:p>
+        </w:tc>
+        <w:tc>
+          <w:tcPr>
+            <w:tcW w:type="dxa" w:w="4870"/>
+          </w:tcPr>
+          <w:p>
+            <w:r>
+              <w:t>Phase 1 Week 6-7 (final week); presented at Phase 1 exit gate meeting</w:t>
+            </w:r>
+          </w:p>
+        </w:tc>
+      </w:tr>
+      <w:tr>
+        <w:tc>
+          <w:tcPr>
+            <w:tcW w:type="dxa" w:w="4870"/>
+          </w:tcPr>
+          <w:p>
+            <w:r>
+              <w:rPr>
+                <w:b/>
+              </w:rPr>
+              <w:t>Est. Time:</w:t>
+            </w:r>
+          </w:p>
+        </w:tc>
+        <w:tc>
+          <w:tcPr>
+            <w:tcW w:type="dxa" w:w="4870"/>
+          </w:tcPr>
+          <w:p>
+            <w:r>
+              <w:t>8-12 hours; 20-30 pages when complete</w:t>
+            </w:r>
+          </w:p>
+        </w:tc>
+      </w:tr>
+      <w:tr>
+        <w:tc>
+          <w:tcPr>
+            <w:tcW w:type="dxa" w:w="4870"/>
+          </w:tcPr>
+          <w:p>
+            <w:r>
+              <w:rPr>
+                <w:b/>
+              </w:rPr>
+              <w:t>Version:</w:t>
+            </w:r>
+          </w:p>
+        </w:tc>
+        <w:tc>
+          <w:tcPr>
+            <w:tcW w:type="dxa" w:w="4870"/>
+          </w:tcPr>
+          <w:p>
+            <w:r>
+              <w:t>v2.0</w:t>
+            </w:r>
+          </w:p>
+        </w:tc>
+      </w:tr>
+      <w:tr>
+        <w:tc>
+          <w:tcPr>
+            <w:tcW w:type="dxa" w:w="9740"/>
+            <w:gridSpan w:val="2"/>
+          </w:tcPr>
+          <w:p>
+            <w:r>
+              <w:rPr>
+                <w:b/>
+              </w:rPr>
+              <w:t>WHAT TO CUSTOMISE</w:t>
+              <w:br/>
+              <w:t>- Replace [Customer Name] and [Date] on cover page</w:t>
+              <w:br/>
+              <w:t>- Update infrastructure summary table from infrastructure-profiling.xlsx Data Quality tab</w:t>
+              <w:br/>
+              <w:t>- Update application inventory summary from application-scoping-profiling.xlsx Summary tab</w:t>
+              <w:br/>
+              <w:t>- Fill in the Utilisation Data Quality section with actual collection period and coverage %</w:t>
+              <w:br/>
+              <w:t>- Flag any Oracle or EoL OS findings in the Key Findings section</w:t>
+            </w:r>
+          </w:p>
+        </w:tc>
+      </w:tr>
+      <w:tr>
+        <w:tc>
+          <w:tcPr>
+            <w:tcW w:type="dxa" w:w="9740"/>
+            <w:gridSpan w:val="2"/>
+          </w:tcPr>
+          <w:p>
+            <w:r>
+              <w:t>Template version: v2.0 -- CRA Framework v2.0 -- Rackspace Cloud Solutions Architecture</w:t>
+            </w:r>
+          </w:p>
+        </w:tc>
+      </w:tr>
+    </w:tbl>
+    <w:p/>
     <w:p>
       <w:pPr>
         <w:pStyle w:val="AddressandName"/>

--- a/Templates/executive-reporting/cra-phase1-report-template.docx
+++ b/Templates/executive-reporting/cra-phase1-report-template.docx
@@ -279,7 +279,7 @@
             <w:pStyle w:val="Title"/>
             <w:spacing w:after="720" w:line="264" w:lineRule="auto"/>
             <w:rPr>
-              <w:rFonts w:ascii="Arial" w:hAnsi="Arial" w:cs="Times New Roman (Headings CS)"/>
+              <w:rFonts w:ascii="Aktiv Grotesk" w:hAnsi="Aktiv Grotesk" w:cs="Times New Roman (Headings CS)"/>
               <w:color w:val="D9D9D9" w:themeColor="background1" w:themeShade="D9"/>
               <w:kern w:val="15"/>
               <w:lang w:val="en-US" w:eastAsia="en-GB"/>
@@ -287,7 +287,7 @@
           </w:pPr>
           <w:r>
             <w:rPr>
-              <w:rFonts w:ascii="Arial" w:hAnsi="Arial" w:cs="Times New Roman (Headings CS)"/>
+              <w:rFonts w:ascii="Aktiv Grotesk" w:hAnsi="Aktiv Grotesk" w:cs="Times New Roman (Headings CS)"/>
               <w:color w:val="D9D9D9" w:themeColor="background1" w:themeShade="D9"/>
               <w:kern w:val="15"/>
               <w:lang w:val="en-US" w:eastAsia="en-GB"/>
@@ -302,7 +302,7 @@
           </w:pPr>
           <w:r>
             <w:rPr>
-              <w:rFonts w:ascii="Arial" w:eastAsia="Times New Roman" w:hAnsi="Arial" w:cs="Times New Roman"/>
+              <w:rFonts w:ascii="Aktiv Grotesk" w:eastAsia="Times New Roman" w:hAnsi="Aktiv Grotesk" w:cs="Times New Roman"/>
               <w:b/>
               <w:bCs/>
               <w:color w:val="auto"/>
@@ -314,7 +314,7 @@
           </w:r>
           <w:r>
             <w:rPr>
-              <w:rFonts w:ascii="Arial" w:eastAsia="Times New Roman" w:hAnsi="Arial" w:cs="Times New Roman"/>
+              <w:rFonts w:ascii="Aktiv Grotesk" w:eastAsia="Times New Roman" w:hAnsi="Aktiv Grotesk" w:cs="Times New Roman"/>
               <w:b/>
               <w:bCs/>
               <w:color w:val="auto"/>
@@ -326,7 +326,7 @@
           </w:r>
           <w:r>
             <w:rPr>
-              <w:rFonts w:ascii="Arial" w:eastAsia="Times New Roman" w:hAnsi="Arial" w:cs="Times New Roman"/>
+              <w:rFonts w:ascii="Aktiv Grotesk" w:eastAsia="Times New Roman" w:hAnsi="Aktiv Grotesk" w:cs="Times New Roman"/>
               <w:b/>
               <w:color w:val="auto"/>
               <w:sz w:val="40"/>
@@ -340,7 +340,7 @@
           </w:r>
           <w:r>
             <w:rPr>
-              <w:rFonts w:ascii="Arial" w:eastAsia="Times New Roman" w:hAnsi="Arial" w:cs="Times New Roman"/>
+              <w:rFonts w:ascii="Aktiv Grotesk" w:eastAsia="Times New Roman" w:hAnsi="Aktiv Grotesk" w:cs="Times New Roman"/>
               <w:color w:val="auto"/>
               <w:sz w:val="40"/>
               <w:szCs w:val="40"/>
@@ -422,18 +422,18 @@
           <w:pPr>
             <w:spacing w:after="160"/>
             <w:rPr>
-              <w:rFonts w:ascii="Arial" w:hAnsi="Arial"/>
+              <w:rFonts w:ascii="Aktiv Grotesk" w:hAnsi="Aktiv Grotesk"/>
             </w:rPr>
           </w:pPr>
           <w:r>
             <w:rPr>
-              <w:rFonts w:ascii="Arial" w:hAnsi="Arial"/>
+              <w:rFonts w:ascii="Aktiv Grotesk" w:hAnsi="Aktiv Grotesk"/>
             </w:rPr>
             <w:t>Professional Services</w:t>
           </w:r>
           <w:r>
             <w:rPr>
-              <w:rFonts w:ascii="Arial" w:hAnsi="Arial"/>
+              <w:rFonts w:ascii="Aktiv Grotesk" w:hAnsi="Aktiv Grotesk"/>
             </w:rPr>
             <w:br/>
             <w:t>Rackspace Europe, Middle East, Africa (EMEA</w:t>
@@ -442,7 +442,7 @@
           <w:bookmarkEnd w:id="0"/>
           <w:r>
             <w:rPr>
-              <w:rFonts w:ascii="Arial" w:hAnsi="Arial"/>
+              <w:rFonts w:ascii="Aktiv Grotesk" w:hAnsi="Aktiv Grotesk"/>
             </w:rPr>
             <w:t>)</w:t>
           </w:r>
@@ -1946,14 +1946,14 @@
             <w:pPr>
               <w:pStyle w:val="TableHeader"/>
               <w:rPr>
-                <w:rFonts w:ascii="Arial" w:hAnsi="Arial"/>
+                <w:rFonts w:ascii="Aktiv Grotesk" w:hAnsi="Aktiv Grotesk"/>
                 <w:sz w:val="16"/>
                 <w:szCs w:val="16"/>
               </w:rPr>
             </w:pPr>
             <w:r>
               <w:rPr>
-                <w:rFonts w:ascii="Arial" w:hAnsi="Arial"/>
+                <w:rFonts w:ascii="Aktiv Grotesk" w:hAnsi="Aktiv Grotesk"/>
                 <w:sz w:val="16"/>
                 <w:szCs w:val="16"/>
               </w:rPr>
@@ -1970,14 +1970,14 @@
             <w:pPr>
               <w:pStyle w:val="TableHeader"/>
               <w:rPr>
-                <w:rFonts w:ascii="Arial" w:hAnsi="Arial"/>
+                <w:rFonts w:ascii="Aktiv Grotesk" w:hAnsi="Aktiv Grotesk"/>
                 <w:sz w:val="16"/>
                 <w:szCs w:val="16"/>
               </w:rPr>
             </w:pPr>
             <w:r>
               <w:rPr>
-                <w:rFonts w:ascii="Arial" w:hAnsi="Arial"/>
+                <w:rFonts w:ascii="Aktiv Grotesk" w:hAnsi="Aktiv Grotesk"/>
                 <w:sz w:val="16"/>
                 <w:szCs w:val="16"/>
               </w:rPr>
@@ -1994,14 +1994,14 @@
             <w:pPr>
               <w:pStyle w:val="TableHeader"/>
               <w:rPr>
-                <w:rFonts w:ascii="Arial" w:hAnsi="Arial"/>
+                <w:rFonts w:ascii="Aktiv Grotesk" w:hAnsi="Aktiv Grotesk"/>
                 <w:sz w:val="16"/>
                 <w:szCs w:val="16"/>
               </w:rPr>
             </w:pPr>
             <w:r>
               <w:rPr>
-                <w:rFonts w:ascii="Arial" w:hAnsi="Arial"/>
+                <w:rFonts w:ascii="Aktiv Grotesk" w:hAnsi="Aktiv Grotesk"/>
                 <w:sz w:val="16"/>
                 <w:szCs w:val="16"/>
               </w:rPr>
@@ -2024,7 +2024,7 @@
             </w:pPr>
             <w:r>
               <w:rPr>
-                <w:rFonts w:ascii="Arial" w:hAnsi="Arial"/>
+                <w:rFonts w:ascii="Aktiv Grotesk" w:hAnsi="Aktiv Grotesk"/>
                 <w:sz w:val="16"/>
                 <w:szCs w:val="16"/>
               </w:rPr>
@@ -2428,7 +2428,7 @@
     <w:p>
       <w:pPr>
         <w:rPr>
-          <w:rFonts w:ascii="Arial" w:hAnsi="Arial"/>
+          <w:rFonts w:ascii="Aktiv Grotesk" w:hAnsi="Aktiv Grotesk"/>
         </w:rPr>
       </w:pPr>
     </w:p>
@@ -2483,14 +2483,14 @@
             <w:pPr>
               <w:pStyle w:val="TableHeader"/>
               <w:rPr>
-                <w:rFonts w:ascii="Arial" w:hAnsi="Arial"/>
+                <w:rFonts w:ascii="Aktiv Grotesk" w:hAnsi="Aktiv Grotesk"/>
                 <w:sz w:val="16"/>
                 <w:szCs w:val="16"/>
               </w:rPr>
             </w:pPr>
             <w:r>
               <w:rPr>
-                <w:rFonts w:ascii="Arial" w:hAnsi="Arial"/>
+                <w:rFonts w:ascii="Aktiv Grotesk" w:hAnsi="Aktiv Grotesk"/>
                 <w:sz w:val="16"/>
                 <w:szCs w:val="16"/>
               </w:rPr>
@@ -2507,14 +2507,14 @@
             <w:pPr>
               <w:pStyle w:val="TableHeader"/>
               <w:rPr>
-                <w:rFonts w:ascii="Arial" w:hAnsi="Arial"/>
+                <w:rFonts w:ascii="Aktiv Grotesk" w:hAnsi="Aktiv Grotesk"/>
                 <w:sz w:val="16"/>
                 <w:szCs w:val="16"/>
               </w:rPr>
             </w:pPr>
             <w:r>
               <w:rPr>
-                <w:rFonts w:ascii="Arial" w:hAnsi="Arial"/>
+                <w:rFonts w:ascii="Aktiv Grotesk" w:hAnsi="Aktiv Grotesk"/>
                 <w:sz w:val="16"/>
                 <w:szCs w:val="16"/>
               </w:rPr>
@@ -2531,14 +2531,14 @@
             <w:pPr>
               <w:pStyle w:val="TableHeader"/>
               <w:rPr>
-                <w:rFonts w:ascii="Arial" w:hAnsi="Arial"/>
+                <w:rFonts w:ascii="Aktiv Grotesk" w:hAnsi="Aktiv Grotesk"/>
                 <w:sz w:val="16"/>
                 <w:szCs w:val="16"/>
               </w:rPr>
             </w:pPr>
             <w:r>
               <w:rPr>
-                <w:rFonts w:ascii="Arial" w:hAnsi="Arial"/>
+                <w:rFonts w:ascii="Aktiv Grotesk" w:hAnsi="Aktiv Grotesk"/>
                 <w:sz w:val="16"/>
                 <w:szCs w:val="16"/>
               </w:rPr>
@@ -2561,7 +2561,7 @@
             </w:pPr>
             <w:r>
               <w:rPr>
-                <w:rFonts w:ascii="Arial" w:hAnsi="Arial"/>
+                <w:rFonts w:ascii="Aktiv Grotesk" w:hAnsi="Aktiv Grotesk"/>
                 <w:sz w:val="16"/>
                 <w:szCs w:val="16"/>
               </w:rPr>
@@ -2760,15 +2760,15 @@
       <w:pPr>
         <w:jc w:val="both"/>
         <w:rPr>
-          <w:rFonts w:ascii="Arial" w:hAnsi="Arial"/>
-        </w:rPr>
-      </w:pPr>
-    </w:p>
-    <w:p>
-      <w:pPr>
-        <w:jc w:val="both"/>
-        <w:rPr>
-          <w:rFonts w:ascii="Arial" w:hAnsi="Arial"/>
+          <w:rFonts w:ascii="Aktiv Grotesk" w:hAnsi="Aktiv Grotesk"/>
+        </w:rPr>
+      </w:pPr>
+    </w:p>
+    <w:p>
+      <w:pPr>
+        <w:jc w:val="both"/>
+        <w:rPr>
+          <w:rFonts w:ascii="Aktiv Grotesk" w:hAnsi="Aktiv Grotesk"/>
         </w:rPr>
       </w:pPr>
     </w:p>
@@ -2776,7 +2776,7 @@
       <w:pPr>
         <w:spacing w:after="160"/>
         <w:rPr>
-          <w:rFonts w:ascii="Arial" w:eastAsiaTheme="majorEastAsia" w:hAnsi="Arial" w:cs="Arial"/>
+          <w:rFonts w:ascii="Aktiv Grotesk" w:eastAsiaTheme="majorEastAsia" w:hAnsi="Aktiv Grotesk" w:cs="Aktiv Grotesk"/>
           <w:color w:val="EB0000"/>
           <w:sz w:val="36"/>
           <w:szCs w:val="32"/>
@@ -2784,7 +2784,7 @@
       </w:pPr>
       <w:r>
         <w:rPr>
-          <w:rFonts w:ascii="Arial" w:hAnsi="Arial"/>
+          <w:rFonts w:ascii="Aktiv Grotesk" w:hAnsi="Aktiv Grotesk"/>
         </w:rPr>
         <w:br w:type="page"/>
       </w:r>
@@ -17537,7 +17537,7 @@
       </w:r>
       <w:r>
         <w:rPr>
-          <w:rFonts w:ascii="Helvetica" w:hAnsi="Helvetica"/>
+          <w:rFonts w:ascii="Aktiv Grotesk" w:hAnsi="Aktiv Grotesk"/>
           <w:color w:val="0F141A"/>
           <w:shd w:val="clear" w:color="auto" w:fill="FFFFFF"/>
         </w:rPr>
@@ -35876,7 +35876,7 @@
                               <w:ind w:left="20"/>
                               <w:jc w:val="right"/>
                               <w:rPr>
-                                <w:rFonts w:cs="Arial"/>
+                                <w:rFonts w:cs="Aktiv Grotesk"/>
                                 <w:sz w:val="16"/>
                                 <w:szCs w:val="16"/>
                               </w:rPr>
@@ -35975,14 +35975,14 @@
                               <w:ind w:left="20"/>
                               <w:jc w:val="right"/>
                               <w:rPr>
-                                <w:rFonts w:cs="Arial"/>
+                                <w:rFonts w:cs="Aktiv Grotesk"/>
                                 <w:sz w:val="16"/>
                                 <w:szCs w:val="16"/>
                               </w:rPr>
                             </w:pPr>
                             <w:r>
                               <w:rPr>
-                                <w:rFonts w:cs="Arial"/>
+                                <w:rFonts w:cs="Aktiv Grotesk"/>
                                 <w:sz w:val="16"/>
                                 <w:szCs w:val="16"/>
                               </w:rPr>
@@ -35990,7 +35990,7 @@
                             </w:r>
                             <w:r>
                               <w:rPr>
-                                <w:rFonts w:cs="Arial"/>
+                                <w:rFonts w:cs="Aktiv Grotesk"/>
                                 <w:sz w:val="16"/>
                                 <w:szCs w:val="16"/>
                               </w:rPr>
@@ -35998,7 +35998,7 @@
                             </w:r>
                             <w:r>
                               <w:rPr>
-                                <w:rFonts w:cs="Arial"/>
+                                <w:rFonts w:cs="Aktiv Grotesk"/>
                                 <w:sz w:val="16"/>
                                 <w:szCs w:val="16"/>
                               </w:rPr>
@@ -36006,7 +36006,7 @@
                             </w:r>
                             <w:r>
                               <w:rPr>
-                                <w:rFonts w:cs="Arial"/>
+                                <w:rFonts w:cs="Aktiv Grotesk"/>
                                 <w:noProof/>
                                 <w:sz w:val="16"/>
                                 <w:szCs w:val="16"/>
@@ -36015,7 +36015,7 @@
                             </w:r>
                             <w:r>
                               <w:rPr>
-                                <w:rFonts w:cs="Arial"/>
+                                <w:rFonts w:cs="Aktiv Grotesk"/>
                                 <w:sz w:val="16"/>
                                 <w:szCs w:val="16"/>
                               </w:rPr>
@@ -36023,7 +36023,7 @@
                             </w:r>
                             <w:r>
                               <w:rPr>
-                                <w:rFonts w:cs="Arial"/>
+                                <w:rFonts w:cs="Aktiv Grotesk"/>
                                 <w:sz w:val="16"/>
                                 <w:szCs w:val="16"/>
                               </w:rPr>
@@ -36031,7 +36031,7 @@
                             </w:r>
                             <w:r>
                               <w:rPr>
-                                <w:rFonts w:cs="Arial"/>
+                                <w:rFonts w:cs="Aktiv Grotesk"/>
                                 <w:sz w:val="16"/>
                                 <w:szCs w:val="16"/>
                               </w:rPr>
@@ -36039,7 +36039,7 @@
                             </w:r>
                             <w:r>
                               <w:rPr>
-                                <w:rFonts w:cs="Arial"/>
+                                <w:rFonts w:cs="Aktiv Grotesk"/>
                                 <w:sz w:val="16"/>
                                 <w:szCs w:val="16"/>
                               </w:rPr>
@@ -36047,7 +36047,7 @@
                             </w:r>
                             <w:r>
                               <w:rPr>
-                                <w:rFonts w:cs="Arial"/>
+                                <w:rFonts w:cs="Aktiv Grotesk"/>
                                 <w:sz w:val="16"/>
                                 <w:szCs w:val="16"/>
                               </w:rPr>
@@ -36055,7 +36055,7 @@
                             </w:r>
                             <w:r>
                               <w:rPr>
-                                <w:rFonts w:cs="Arial"/>
+                                <w:rFonts w:cs="Aktiv Grotesk"/>
                                 <w:noProof/>
                                 <w:sz w:val="16"/>
                                 <w:szCs w:val="16"/>
@@ -36064,7 +36064,7 @@
                             </w:r>
                             <w:r>
                               <w:rPr>
-                                <w:rFonts w:cs="Arial"/>
+                                <w:rFonts w:cs="Aktiv Grotesk"/>
                                 <w:sz w:val="16"/>
                                 <w:szCs w:val="16"/>
                               </w:rPr>
@@ -36101,7 +36101,7 @@
                         <w:ind w:left="20"/>
                         <w:jc w:val="right"/>
                         <w:rPr>
-                          <w:rFonts w:cs="Arial"/>
+                          <w:rFonts w:cs="Aktiv Grotesk"/>
                           <w:sz w:val="16"/>
                           <w:szCs w:val="16"/>
                         </w:rPr>
@@ -36162,14 +36162,14 @@
                         <w:ind w:left="20"/>
                         <w:jc w:val="right"/>
                         <w:rPr>
-                          <w:rFonts w:cs="Arial"/>
+                          <w:rFonts w:cs="Aktiv Grotesk"/>
                           <w:sz w:val="16"/>
                           <w:szCs w:val="16"/>
                         </w:rPr>
                       </w:pPr>
                       <w:r>
                         <w:rPr>
-                          <w:rFonts w:cs="Arial"/>
+                          <w:rFonts w:cs="Aktiv Grotesk"/>
                           <w:sz w:val="16"/>
                           <w:szCs w:val="16"/>
                         </w:rPr>
@@ -36177,7 +36177,7 @@
                       </w:r>
                       <w:r>
                         <w:rPr>
-                          <w:rFonts w:cs="Arial"/>
+                          <w:rFonts w:cs="Aktiv Grotesk"/>
                           <w:sz w:val="16"/>
                           <w:szCs w:val="16"/>
                         </w:rPr>
@@ -36185,7 +36185,7 @@
                       </w:r>
                       <w:r>
                         <w:rPr>
-                          <w:rFonts w:cs="Arial"/>
+                          <w:rFonts w:cs="Aktiv Grotesk"/>
                           <w:sz w:val="16"/>
                           <w:szCs w:val="16"/>
                         </w:rPr>
@@ -36193,7 +36193,7 @@
                       </w:r>
                       <w:r>
                         <w:rPr>
-                          <w:rFonts w:cs="Arial"/>
+                          <w:rFonts w:cs="Aktiv Grotesk"/>
                           <w:noProof/>
                           <w:sz w:val="16"/>
                           <w:szCs w:val="16"/>
@@ -36202,7 +36202,7 @@
                       </w:r>
                       <w:r>
                         <w:rPr>
-                          <w:rFonts w:cs="Arial"/>
+                          <w:rFonts w:cs="Aktiv Grotesk"/>
                           <w:sz w:val="16"/>
                           <w:szCs w:val="16"/>
                         </w:rPr>
@@ -36210,7 +36210,7 @@
                       </w:r>
                       <w:r>
                         <w:rPr>
-                          <w:rFonts w:cs="Arial"/>
+                          <w:rFonts w:cs="Aktiv Grotesk"/>
                           <w:sz w:val="16"/>
                           <w:szCs w:val="16"/>
                         </w:rPr>
@@ -36218,7 +36218,7 @@
                       </w:r>
                       <w:r>
                         <w:rPr>
-                          <w:rFonts w:cs="Arial"/>
+                          <w:rFonts w:cs="Aktiv Grotesk"/>
                           <w:sz w:val="16"/>
                           <w:szCs w:val="16"/>
                         </w:rPr>
@@ -36226,7 +36226,7 @@
                       </w:r>
                       <w:r>
                         <w:rPr>
-                          <w:rFonts w:cs="Arial"/>
+                          <w:rFonts w:cs="Aktiv Grotesk"/>
                           <w:sz w:val="16"/>
                           <w:szCs w:val="16"/>
                         </w:rPr>
@@ -36234,7 +36234,7 @@
                       </w:r>
                       <w:r>
                         <w:rPr>
-                          <w:rFonts w:cs="Arial"/>
+                          <w:rFonts w:cs="Aktiv Grotesk"/>
                           <w:sz w:val="16"/>
                           <w:szCs w:val="16"/>
                         </w:rPr>
@@ -36242,7 +36242,7 @@
                       </w:r>
                       <w:r>
                         <w:rPr>
-                          <w:rFonts w:cs="Arial"/>
+                          <w:rFonts w:cs="Aktiv Grotesk"/>
                           <w:noProof/>
                           <w:sz w:val="16"/>
                           <w:szCs w:val="16"/>
@@ -36251,7 +36251,7 @@
                       </w:r>
                       <w:r>
                         <w:rPr>
-                          <w:rFonts w:cs="Arial"/>
+                          <w:rFonts w:cs="Aktiv Grotesk"/>
                           <w:sz w:val="16"/>
                           <w:szCs w:val="16"/>
                         </w:rPr>
@@ -39107,7 +39107,7 @@
                               <w:ind w:left="20"/>
                               <w:jc w:val="right"/>
                               <w:rPr>
-                                <w:rFonts w:cs="Arial"/>
+                                <w:rFonts w:cs="Aktiv Grotesk"/>
                                 <w:sz w:val="16"/>
                                 <w:szCs w:val="16"/>
                               </w:rPr>
@@ -39185,7 +39185,7 @@
                         <w:ind w:left="20"/>
                         <w:jc w:val="right"/>
                         <w:rPr>
-                          <w:rFonts w:cs="Arial"/>
+                          <w:rFonts w:cs="Aktiv Grotesk"/>
                           <w:sz w:val="16"/>
                           <w:szCs w:val="16"/>
                         </w:rPr>
@@ -49066,7 +49066,7 @@
     <w:uiPriority w:val="9"/>
     <w:rsid w:val="5D899F29"/>
     <w:rPr>
-      <w:rFonts w:ascii="Arial" w:eastAsiaTheme="majorEastAsia" w:hAnsi="Arial" w:cstheme="majorBidi"/>
+      <w:rFonts w:ascii="Aktiv Grotesk" w:eastAsiaTheme="majorEastAsia" w:hAnsi="Aktiv Grotesk" w:cstheme="majorBidi"/>
       <w:noProof w:val="0"/>
       <w:color w:val="000000" w:themeColor="text1"/>
       <w:sz w:val="36"/>
@@ -49081,7 +49081,7 @@
     <w:uiPriority w:val="9"/>
     <w:rsid w:val="5D899F29"/>
     <w:rPr>
-      <w:rFonts w:ascii="Arial" w:eastAsiaTheme="majorEastAsia" w:hAnsi="Arial" w:cstheme="majorBidi"/>
+      <w:rFonts w:ascii="Aktiv Grotesk" w:eastAsiaTheme="majorEastAsia" w:hAnsi="Aktiv Grotesk" w:cstheme="majorBidi"/>
       <w:noProof w:val="0"/>
       <w:color w:val="000000" w:themeColor="text1"/>
       <w:sz w:val="32"/>
@@ -49116,7 +49116,7 @@
     <w:uiPriority w:val="10"/>
     <w:rsid w:val="5D899F29"/>
     <w:rPr>
-      <w:rFonts w:ascii="Arial" w:eastAsiaTheme="majorEastAsia" w:hAnsi="Arial" w:cstheme="majorBidi"/>
+      <w:rFonts w:ascii="Aktiv Grotesk" w:eastAsiaTheme="majorEastAsia" w:hAnsi="Aktiv Grotesk" w:cstheme="majorBidi"/>
       <w:noProof w:val="0"/>
       <w:color w:val="EB0000" w:themeColor="text2"/>
       <w:sz w:val="72"/>
@@ -49146,7 +49146,7 @@
     <w:uiPriority w:val="11"/>
     <w:rsid w:val="5D899F29"/>
     <w:rPr>
-      <w:rFonts w:ascii="Arial" w:eastAsiaTheme="minorEastAsia" w:hAnsi="Arial" w:cs="Times New Roman (Headings CS)"/>
+      <w:rFonts w:ascii="Aktiv Grotesk" w:eastAsiaTheme="minorEastAsia" w:hAnsi="Aktiv Grotesk" w:cs="Times New Roman (Headings CS)"/>
       <w:noProof w:val="0"/>
       <w:color w:val="000000" w:themeColor="text1"/>
       <w:sz w:val="32"/>
@@ -49179,7 +49179,7 @@
     <w:uiPriority w:val="29"/>
     <w:rsid w:val="5D899F29"/>
     <w:rPr>
-      <w:rFonts w:ascii="Arial" w:eastAsiaTheme="minorEastAsia" w:hAnsi="Arial" w:cstheme="minorBidi"/>
+      <w:rFonts w:ascii="Aktiv Grotesk" w:eastAsiaTheme="minorEastAsia" w:hAnsi="Aktiv Grotesk" w:cstheme="minorBidi"/>
       <w:i/>
       <w:iCs/>
       <w:noProof w:val="0"/>
@@ -49210,7 +49210,7 @@
     <w:uiPriority w:val="1"/>
     <w:rsid w:val="5D899F29"/>
     <w:rPr>
-      <w:rFonts w:ascii="Arial" w:eastAsia="ArialNova-Light" w:hAnsi="Arial" w:cs="ArialNova-Light"/>
+      <w:rFonts w:ascii="Aktiv Grotesk" w:eastAsia="ArialNova-Light" w:hAnsi="Aktiv Grotesk" w:cs="ArialNova-Light"/>
       <w:noProof w:val="0"/>
       <w:sz w:val="18"/>
       <w:szCs w:val="18"/>
@@ -49252,7 +49252,7 @@
       <w:spacing w:after="120" w:line="240" w:lineRule="auto"/>
     </w:pPr>
     <w:rPr>
-      <w:rFonts w:ascii="Arial" w:hAnsi="Arial"/>
+      <w:rFonts w:ascii="Aktiv Grotesk" w:hAnsi="Aktiv Grotesk"/>
       <w:sz w:val="22"/>
     </w:rPr>
   </w:style>
@@ -49295,7 +49295,7 @@
     <w:uiPriority w:val="9"/>
     <w:rsid w:val="5D899F29"/>
     <w:rPr>
-      <w:rFonts w:ascii="Arial" w:eastAsiaTheme="majorEastAsia" w:hAnsi="Arial" w:cstheme="majorBidi"/>
+      <w:rFonts w:ascii="Aktiv Grotesk" w:eastAsiaTheme="majorEastAsia" w:hAnsi="Aktiv Grotesk" w:cstheme="majorBidi"/>
       <w:b/>
       <w:bCs/>
       <w:noProof w:val="0"/>
@@ -49312,7 +49312,7 @@
     <w:uiPriority w:val="9"/>
     <w:rsid w:val="5D899F29"/>
     <w:rPr>
-      <w:rFonts w:ascii="Arial" w:eastAsiaTheme="majorEastAsia" w:hAnsi="Arial" w:cs="Times New Roman (Headings CS)"/>
+      <w:rFonts w:ascii="Aktiv Grotesk" w:eastAsiaTheme="majorEastAsia" w:hAnsi="Aktiv Grotesk" w:cs="Times New Roman (Headings CS)"/>
       <w:b/>
       <w:bCs/>
       <w:noProof w:val="0"/>
@@ -49382,7 +49382,7 @@
       <w:spacing w:after="0" w:line="240" w:lineRule="auto"/>
     </w:pPr>
     <w:rPr>
-      <w:rFonts w:ascii="Arial" w:eastAsia="Times New Roman" w:hAnsi="Arial"/>
+      <w:rFonts w:ascii="Aktiv Grotesk" w:eastAsia="Times New Roman" w:hAnsi="Aktiv Grotesk"/>
       <w:sz w:val="22"/>
       <w:szCs w:val="22"/>
       <w:lang w:val="en-GB"/>
@@ -49424,7 +49424,7 @@
       <w:spacing w:after="0" w:line="240" w:lineRule="auto"/>
     </w:pPr>
     <w:rPr>
-      <w:rFonts w:ascii="Arial" w:hAnsi="Arial"/>
+      <w:rFonts w:ascii="Aktiv Grotesk" w:hAnsi="Aktiv Grotesk"/>
       <w:sz w:val="18"/>
       <w:szCs w:val="15"/>
     </w:rPr>
@@ -49517,7 +49517,7 @@
     <w:uiPriority w:val="1"/>
     <w:rsid w:val="00F23729"/>
     <w:rPr>
-      <w:rFonts w:ascii="Arial" w:hAnsi="Arial"/>
+      <w:rFonts w:ascii="Aktiv Grotesk" w:hAnsi="Aktiv Grotesk"/>
       <w:sz w:val="22"/>
     </w:rPr>
   </w:style>
@@ -49543,7 +49543,7 @@
     <w:uiPriority w:val="99"/>
     <w:rsid w:val="5D899F29"/>
     <w:rPr>
-      <w:rFonts w:ascii="Arial" w:eastAsiaTheme="minorEastAsia" w:hAnsi="Arial" w:cstheme="minorBidi"/>
+      <w:rFonts w:ascii="Aktiv Grotesk" w:eastAsiaTheme="minorEastAsia" w:hAnsi="Aktiv Grotesk" w:cstheme="minorBidi"/>
       <w:noProof w:val="0"/>
       <w:sz w:val="22"/>
       <w:szCs w:val="22"/>
@@ -49572,7 +49572,7 @@
     <w:uiPriority w:val="99"/>
     <w:rsid w:val="5D899F29"/>
     <w:rPr>
-      <w:rFonts w:ascii="Arial" w:eastAsiaTheme="minorEastAsia" w:hAnsi="Arial" w:cstheme="minorBidi"/>
+      <w:rFonts w:ascii="Aktiv Grotesk" w:eastAsiaTheme="minorEastAsia" w:hAnsi="Aktiv Grotesk" w:cstheme="minorBidi"/>
       <w:noProof w:val="0"/>
       <w:sz w:val="22"/>
       <w:szCs w:val="22"/>
@@ -49771,7 +49771,7 @@
       <w:spacing w:after="120"/>
     </w:pPr>
     <w:rPr>
-      <w:rFonts w:ascii="Arial" w:eastAsiaTheme="minorHAnsi" w:hAnsi="Arial"/>
+      <w:rFonts w:ascii="Aktiv Grotesk" w:eastAsiaTheme="minorHAnsi" w:hAnsi="Aktiv Grotesk"/>
       <w:szCs w:val="24"/>
       <w:lang w:val="en-US"/>
     </w:rPr>
@@ -49790,7 +49790,7 @@
       <w:ind w:left="560" w:hanging="280"/>
     </w:pPr>
     <w:rPr>
-      <w:rFonts w:ascii="Arial" w:eastAsiaTheme="minorHAnsi" w:hAnsi="Arial"/>
+      <w:rFonts w:ascii="Aktiv Grotesk" w:eastAsiaTheme="minorHAnsi" w:hAnsi="Aktiv Grotesk"/>
       <w:sz w:val="20"/>
       <w:szCs w:val="24"/>
       <w:lang w:val="en-US"/>
@@ -49810,7 +49810,7 @@
       <w:ind w:left="800" w:hanging="240"/>
     </w:pPr>
     <w:rPr>
-      <w:rFonts w:ascii="Arial" w:eastAsiaTheme="minorHAnsi" w:hAnsi="Arial"/>
+      <w:rFonts w:ascii="Aktiv Grotesk" w:eastAsiaTheme="minorHAnsi" w:hAnsi="Aktiv Grotesk"/>
       <w:sz w:val="20"/>
       <w:szCs w:val="24"/>
       <w:lang w:val="en-US"/>
@@ -50035,15 +50035,15 @@
     </a:clrScheme>
     <a:fontScheme name="Arial">
       <a:majorFont>
-        <a:latin typeface="Arial" panose="020B0604020202020204"/>
+        <a:latin typeface="Aktiv Grotesk" panose="020B0604020202020204"/>
         <a:ea typeface=""/>
         <a:cs typeface=""/>
         <a:font script="Jpan" typeface="ＭＳ Ｐゴシック"/>
         <a:font script="Hang" typeface="굴림"/>
         <a:font script="Hans" typeface="黑体"/>
         <a:font script="Hant" typeface="微軟正黑體"/>
-        <a:font script="Arab" typeface="Arial"/>
-        <a:font script="Hebr" typeface="Arial"/>
+        <a:font script="Arab" typeface="Aktiv Grotesk"/>
+        <a:font script="Hebr" typeface="Aktiv Grotesk"/>
         <a:font script="Thai" typeface="Cordia New"/>
         <a:font script="Ethi" typeface="Nyala"/>
         <a:font script="Beng" typeface="Vrinda"/>
@@ -50065,20 +50065,20 @@
         <a:font script="Laoo" typeface="DokChampa"/>
         <a:font script="Sinh" typeface="Iskoola Pota"/>
         <a:font script="Mong" typeface="Mongolian Baiti"/>
-        <a:font script="Viet" typeface="Arial"/>
+        <a:font script="Viet" typeface="Aktiv Grotesk"/>
         <a:font script="Uigh" typeface="Microsoft Uighur"/>
         <a:font script="Geor" typeface="Sylfaen"/>
       </a:majorFont>
       <a:minorFont>
-        <a:latin typeface="Arial" panose="020B0604020202020204"/>
+        <a:latin typeface="Aktiv Grotesk" panose="020B0604020202020204"/>
         <a:ea typeface=""/>
         <a:cs typeface=""/>
         <a:font script="Jpan" typeface="ＭＳ Ｐゴシック"/>
         <a:font script="Hang" typeface="굴림"/>
         <a:font script="Hans" typeface="黑体"/>
         <a:font script="Hant" typeface="微軟正黑體"/>
-        <a:font script="Arab" typeface="Arial"/>
-        <a:font script="Hebr" typeface="Arial"/>
+        <a:font script="Arab" typeface="Aktiv Grotesk"/>
+        <a:font script="Hebr" typeface="Aktiv Grotesk"/>
         <a:font script="Thai" typeface="Cordia New"/>
         <a:font script="Ethi" typeface="Nyala"/>
         <a:font script="Beng" typeface="Vrinda"/>
@@ -50100,7 +50100,7 @@
         <a:font script="Laoo" typeface="DokChampa"/>
         <a:font script="Sinh" typeface="Iskoola Pota"/>
         <a:font script="Mong" typeface="Mongolian Baiti"/>
-        <a:font script="Viet" typeface="Arial"/>
+        <a:font script="Viet" typeface="Aktiv Grotesk"/>
         <a:font script="Uigh" typeface="Microsoft Uighur"/>
         <a:font script="Geor" typeface="Sylfaen"/>
       </a:minorFont>
